--- a/cloud record final.docx
+++ b/cloud record final.docx
@@ -5,7 +5,9 @@
     <w:tbl>
       <w:tblPr>
         <w:tblStyle w:val="9"/>
-        <w:tblW w:w="9026" w:type="dxa"/>
+        <w:tblpPr w:leftFromText="180" w:rightFromText="180" w:vertAnchor="page" w:horzAnchor="page" w:tblpX="899" w:tblpY="1091"/>
+        <w:tblOverlap w:val="never"/>
+        <w:tblW w:w="10033" w:type="dxa"/>
         <w:tblInd w:w="0" w:type="dxa"/>
         <w:tblBorders>
           <w:top w:val="single" w:color="000000" w:sz="6" w:space="0"/>
@@ -24,8 +26,8 @@
         </w:tblCellMar>
       </w:tblPr>
       <w:tblGrid>
-        <w:gridCol w:w="1500"/>
-        <w:gridCol w:w="7526"/>
+        <w:gridCol w:w="2000"/>
+        <w:gridCol w:w="8033"/>
       </w:tblGrid>
       <w:tr>
         <w:tblPrEx>
@@ -46,7 +48,7 @@
         </w:tblPrEx>
         <w:tc>
           <w:tcPr>
-            <w:tcW w:w="1500" w:type="dxa"/>
+            <w:tcW w:w="2000" w:type="dxa"/>
             <w:vAlign w:val="center"/>
           </w:tcPr>
           <w:p>
@@ -64,7 +66,7 @@
         </w:tc>
         <w:tc>
           <w:tcPr>
-            <w:tcW w:w="7526" w:type="dxa"/>
+            <w:tcW w:w="8033" w:type="dxa"/>
             <w:vMerge w:val="restart"/>
             <w:vAlign w:val="center"/>
           </w:tcPr>
@@ -99,14 +101,21 @@
             <w:right w:w="140" w:type="dxa"/>
           </w:tblCellMar>
         </w:tblPrEx>
+        <w:trPr>
+          <w:trHeight w:val="690" w:hRule="atLeast"/>
+        </w:trPr>
         <w:tc>
           <w:tcPr>
-            <w:tcW w:w="1500" w:type="dxa"/>
+            <w:tcW w:w="2000" w:type="dxa"/>
             <w:vAlign w:val="center"/>
           </w:tcPr>
           <w:p>
             <w:pPr>
               <w:jc w:val="center"/>
+              <w:rPr>
+                <w:rFonts w:hint="default"/>
+                <w:lang w:val="en-US"/>
+              </w:rPr>
             </w:pPr>
             <w:r>
               <w:rPr>
@@ -115,11 +124,20 @@
               </w:rPr>
               <w:t>Date:</w:t>
             </w:r>
+            <w:r>
+              <w:rPr>
+                <w:rFonts w:hint="default"/>
+                <w:b/>
+                <w:sz w:val="22"/>
+                <w:lang w:val="en-US"/>
+              </w:rPr>
+              <w:t>24/06/2026</w:t>
+            </w:r>
           </w:p>
         </w:tc>
         <w:tc>
           <w:tcPr>
-            <w:tcW w:w="7526" w:type="dxa"/>
+            <w:tcW w:w="8033" w:type="dxa"/>
             <w:vMerge w:val="continue"/>
           </w:tcPr>
           <w:p/>
@@ -1251,6 +1269,34 @@
         <w:keepNext/>
         <w:keepLines/>
         <w:spacing w:before="220" w:after="100"/>
+        <w:rPr>
+          <w:rFonts w:ascii="Calibri" w:hAnsi="Calibri" w:eastAsia="Calibri" w:cs="Calibri"/>
+          <w:b/>
+          <w:bCs/>
+          <w:sz w:val="23"/>
+          <w:szCs w:val="23"/>
+        </w:rPr>
+      </w:pPr>
+    </w:p>
+    <w:p>
+      <w:pPr>
+        <w:keepNext/>
+        <w:keepLines/>
+        <w:spacing w:before="220" w:after="100"/>
+        <w:rPr>
+          <w:rFonts w:ascii="Calibri" w:hAnsi="Calibri" w:eastAsia="Calibri" w:cs="Calibri"/>
+          <w:b/>
+          <w:bCs/>
+          <w:sz w:val="23"/>
+          <w:szCs w:val="23"/>
+        </w:rPr>
+      </w:pPr>
+    </w:p>
+    <w:p>
+      <w:pPr>
+        <w:keepNext/>
+        <w:keepLines/>
+        <w:spacing w:before="220" w:after="100"/>
       </w:pPr>
       <w:r>
         <w:rPr>
@@ -1285,8 +1331,8 @@
     <w:tbl>
       <w:tblPr>
         <w:tblStyle w:val="9"/>
-        <w:tblW w:w="9026" w:type="dxa"/>
-        <w:tblInd w:w="0" w:type="dxa"/>
+        <w:tblW w:w="9897" w:type="dxa"/>
+        <w:tblInd w:w="-463" w:type="dxa"/>
         <w:tblBorders>
           <w:top w:val="single" w:color="000000" w:sz="6" w:space="0"/>
           <w:left w:val="single" w:color="000000" w:sz="6" w:space="0"/>
@@ -1304,8 +1350,8 @@
         </w:tblCellMar>
       </w:tblPr>
       <w:tblGrid>
-        <w:gridCol w:w="1500"/>
-        <w:gridCol w:w="7526"/>
+        <w:gridCol w:w="1963"/>
+        <w:gridCol w:w="7934"/>
       </w:tblGrid>
       <w:tr>
         <w:tblPrEx>
@@ -1326,7 +1372,7 @@
         </w:tblPrEx>
         <w:tc>
           <w:tcPr>
-            <w:tcW w:w="1500" w:type="dxa"/>
+            <w:tcW w:w="1963" w:type="dxa"/>
             <w:vAlign w:val="center"/>
           </w:tcPr>
           <w:p>
@@ -1344,7 +1390,7 @@
         </w:tc>
         <w:tc>
           <w:tcPr>
-            <w:tcW w:w="7526" w:type="dxa"/>
+            <w:tcW w:w="7934" w:type="dxa"/>
             <w:vMerge w:val="restart"/>
             <w:vAlign w:val="center"/>
           </w:tcPr>
@@ -1379,14 +1425,21 @@
             <w:right w:w="140" w:type="dxa"/>
           </w:tblCellMar>
         </w:tblPrEx>
+        <w:trPr>
+          <w:trHeight w:val="678" w:hRule="atLeast"/>
+        </w:trPr>
         <w:tc>
           <w:tcPr>
-            <w:tcW w:w="1500" w:type="dxa"/>
+            <w:tcW w:w="1963" w:type="dxa"/>
             <w:vAlign w:val="center"/>
           </w:tcPr>
           <w:p>
             <w:pPr>
               <w:jc w:val="center"/>
+              <w:rPr>
+                <w:rFonts w:hint="default"/>
+                <w:lang w:val="en-US"/>
+              </w:rPr>
             </w:pPr>
             <w:r>
               <w:rPr>
@@ -1395,11 +1448,20 @@
               </w:rPr>
               <w:t>Date:</w:t>
             </w:r>
+            <w:r>
+              <w:rPr>
+                <w:rFonts w:hint="default"/>
+                <w:b/>
+                <w:sz w:val="22"/>
+                <w:lang w:val="en-US"/>
+              </w:rPr>
+              <w:t>08/07/2026</w:t>
+            </w:r>
           </w:p>
         </w:tc>
         <w:tc>
           <w:tcPr>
-            <w:tcW w:w="7526" w:type="dxa"/>
+            <w:tcW w:w="7934" w:type="dxa"/>
             <w:vMerge w:val="continue"/>
           </w:tcPr>
           <w:p/>
@@ -2729,8 +2791,6 @@
         </w:rPr>
         <w:t>Conclusion</w:t>
       </w:r>
-      <w:bookmarkStart w:id="0" w:name="_GoBack"/>
-      <w:bookmarkEnd w:id="0"/>
     </w:p>
     <w:p>
       <w:pPr>
@@ -2754,8 +2814,8 @@
     <w:tbl>
       <w:tblPr>
         <w:tblStyle w:val="9"/>
-        <w:tblW w:w="9026" w:type="dxa"/>
-        <w:tblInd w:w="0" w:type="dxa"/>
+        <w:tblW w:w="10244" w:type="dxa"/>
+        <w:tblInd w:w="-500" w:type="dxa"/>
         <w:tblBorders>
           <w:top w:val="single" w:color="000000" w:sz="6" w:space="0"/>
           <w:left w:val="single" w:color="000000" w:sz="6" w:space="0"/>
@@ -2773,8 +2833,8 @@
         </w:tblCellMar>
       </w:tblPr>
       <w:tblGrid>
-        <w:gridCol w:w="1500"/>
-        <w:gridCol w:w="7526"/>
+        <w:gridCol w:w="2000"/>
+        <w:gridCol w:w="8244"/>
       </w:tblGrid>
       <w:tr>
         <w:tblPrEx>
@@ -2795,7 +2855,7 @@
         </w:tblPrEx>
         <w:tc>
           <w:tcPr>
-            <w:tcW w:w="1500" w:type="dxa"/>
+            <w:tcW w:w="2000" w:type="dxa"/>
             <w:vAlign w:val="center"/>
           </w:tcPr>
           <w:p>
@@ -2813,7 +2873,7 @@
         </w:tc>
         <w:tc>
           <w:tcPr>
-            <w:tcW w:w="7526" w:type="dxa"/>
+            <w:tcW w:w="8244" w:type="dxa"/>
             <w:vMerge w:val="restart"/>
             <w:vAlign w:val="center"/>
           </w:tcPr>
@@ -2848,27 +2908,55 @@
             <w:right w:w="140" w:type="dxa"/>
           </w:tblCellMar>
         </w:tblPrEx>
+        <w:trPr>
+          <w:trHeight w:val="741" w:hRule="atLeast"/>
+        </w:trPr>
         <w:tc>
           <w:tcPr>
-            <w:tcW w:w="1500" w:type="dxa"/>
+            <w:tcW w:w="2000" w:type="dxa"/>
             <w:vAlign w:val="center"/>
           </w:tcPr>
           <w:p>
             <w:pPr>
               <w:jc w:val="center"/>
+              <w:rPr>
+                <w:rFonts w:hint="default"/>
+                <w:lang w:val="en-US"/>
+              </w:rPr>
             </w:pPr>
             <w:r>
               <w:rPr>
                 <w:b/>
                 <w:sz w:val="22"/>
+                <w:szCs w:val="22"/>
               </w:rPr>
               <w:t>Date:</w:t>
+            </w:r>
+            <w:r>
+              <w:rPr>
+                <w:b/>
+                <w:spacing w:val="-2"/>
+                <w:sz w:val="22"/>
+                <w:szCs w:val="22"/>
+              </w:rPr>
+              <w:t>22/07/202</w:t>
+            </w:r>
+            <w:r>
+              <w:rPr>
+                <w:rFonts w:hint="default"/>
+                <w:b/>
+                <w:spacing w:val="-2"/>
+                <w:sz w:val="22"/>
+                <w:szCs w:val="22"/>
+                <w:lang w:val="en-US"/>
+              </w:rPr>
+              <w:t>6</w:t>
             </w:r>
           </w:p>
         </w:tc>
         <w:tc>
           <w:tcPr>
-            <w:tcW w:w="7526" w:type="dxa"/>
+            <w:tcW w:w="8244" w:type="dxa"/>
             <w:vMerge w:val="continue"/>
           </w:tcPr>
           <w:p/>
@@ -6722,19 +6810,27 @@
     </w:p>
     <w:p>
       <w:pPr>
-        <w:keepNext/>
-        <w:keepLines/>
-        <w:spacing w:before="220" w:after="100"/>
-      </w:pPr>
-      <w:r>
-        <w:rPr>
-          <w:rFonts w:ascii="Calibri" w:hAnsi="Calibri" w:eastAsia="Calibri" w:cs="Calibri"/>
-          <w:b/>
-          <w:bCs/>
-          <w:sz w:val="23"/>
-          <w:szCs w:val="23"/>
-        </w:rPr>
-        <w:t>Result</w:t>
+        <w:spacing w:after="160" w:line="300" w:lineRule="auto"/>
+        <w:jc w:val="both"/>
+        <w:rPr>
+          <w:rFonts w:hint="default" w:cs="Calibri"/>
+          <w:b/>
+          <w:bCs/>
+          <w:sz w:val="22"/>
+          <w:szCs w:val="22"/>
+          <w:lang w:val="en-US"/>
+        </w:rPr>
+      </w:pPr>
+      <w:r>
+        <w:rPr>
+          <w:rFonts w:hint="default" w:cs="Calibri"/>
+          <w:b/>
+          <w:bCs/>
+          <w:sz w:val="22"/>
+          <w:szCs w:val="22"/>
+          <w:lang w:val="en-US"/>
+        </w:rPr>
+        <w:t>Conclusion</w:t>
       </w:r>
     </w:p>
     <w:p>
@@ -6759,8 +6855,8 @@
     <w:tbl>
       <w:tblPr>
         <w:tblStyle w:val="9"/>
-        <w:tblW w:w="9026" w:type="dxa"/>
-        <w:tblInd w:w="0" w:type="dxa"/>
+        <w:tblW w:w="10131" w:type="dxa"/>
+        <w:tblInd w:w="-414" w:type="dxa"/>
         <w:tblBorders>
           <w:top w:val="single" w:color="000000" w:sz="6" w:space="0"/>
           <w:left w:val="single" w:color="000000" w:sz="6" w:space="0"/>
@@ -6778,8 +6874,8 @@
         </w:tblCellMar>
       </w:tblPr>
       <w:tblGrid>
-        <w:gridCol w:w="1500"/>
-        <w:gridCol w:w="7526"/>
+        <w:gridCol w:w="1914"/>
+        <w:gridCol w:w="8217"/>
       </w:tblGrid>
       <w:tr>
         <w:tblPrEx>
@@ -6800,7 +6896,7 @@
         </w:tblPrEx>
         <w:tc>
           <w:tcPr>
-            <w:tcW w:w="1500" w:type="dxa"/>
+            <w:tcW w:w="1914" w:type="dxa"/>
             <w:vAlign w:val="center"/>
           </w:tcPr>
           <w:p>
@@ -6818,7 +6914,7 @@
         </w:tc>
         <w:tc>
           <w:tcPr>
-            <w:tcW w:w="7526" w:type="dxa"/>
+            <w:tcW w:w="8217" w:type="dxa"/>
             <w:vMerge w:val="restart"/>
             <w:vAlign w:val="center"/>
           </w:tcPr>
@@ -6853,14 +6949,21 @@
             <w:right w:w="140" w:type="dxa"/>
           </w:tblCellMar>
         </w:tblPrEx>
+        <w:trPr>
+          <w:trHeight w:val="680" w:hRule="atLeast"/>
+        </w:trPr>
         <w:tc>
           <w:tcPr>
-            <w:tcW w:w="1500" w:type="dxa"/>
+            <w:tcW w:w="1914" w:type="dxa"/>
             <w:vAlign w:val="center"/>
           </w:tcPr>
           <w:p>
             <w:pPr>
               <w:jc w:val="center"/>
+              <w:rPr>
+                <w:rFonts w:hint="default"/>
+                <w:lang w:val="en-US"/>
+              </w:rPr>
             </w:pPr>
             <w:r>
               <w:rPr>
@@ -6869,11 +6972,20 @@
               </w:rPr>
               <w:t>Date:</w:t>
             </w:r>
+            <w:r>
+              <w:rPr>
+                <w:rFonts w:hint="default"/>
+                <w:b/>
+                <w:sz w:val="22"/>
+                <w:lang w:val="en-US"/>
+              </w:rPr>
+              <w:t>05/08/2026</w:t>
+            </w:r>
           </w:p>
         </w:tc>
         <w:tc>
           <w:tcPr>
-            <w:tcW w:w="7526" w:type="dxa"/>
+            <w:tcW w:w="8217" w:type="dxa"/>
             <w:vMerge w:val="continue"/>
           </w:tcPr>
           <w:p/>
@@ -6999,12 +7111,6 @@
             <w:insideH w:val="single" w:color="CCCCCC" w:sz="4" w:space="0"/>
             <w:insideV w:val="single" w:color="CCCCCC" w:sz="4" w:space="0"/>
           </w:tblBorders>
-          <w:tblCellMar>
-            <w:top w:w="0" w:type="dxa"/>
-            <w:left w:w="10" w:type="dxa"/>
-            <w:bottom w:w="0" w:type="dxa"/>
-            <w:right w:w="10" w:type="dxa"/>
-          </w:tblCellMar>
         </w:tblPrEx>
         <w:tc>
           <w:tcPr>
@@ -7796,6 +7902,14 @@
       </w:tblGrid>
       <w:tr>
         <w:tblPrEx>
+          <w:tblBorders>
+            <w:top w:val="single" w:color="CCCCCC" w:sz="4" w:space="0"/>
+            <w:left w:val="single" w:color="CCCCCC" w:sz="4" w:space="0"/>
+            <w:bottom w:val="single" w:color="CCCCCC" w:sz="4" w:space="0"/>
+            <w:right w:val="single" w:color="CCCCCC" w:sz="4" w:space="0"/>
+            <w:insideH w:val="single" w:color="auto" w:sz="4" w:space="0"/>
+            <w:insideV w:val="single" w:color="auto" w:sz="4" w:space="0"/>
+          </w:tblBorders>
           <w:tblCellMar>
             <w:top w:w="0" w:type="dxa"/>
             <w:left w:w="10" w:type="dxa"/>
@@ -8618,8 +8732,8 @@
     <w:tbl>
       <w:tblPr>
         <w:tblStyle w:val="9"/>
-        <w:tblW w:w="9026" w:type="dxa"/>
-        <w:tblInd w:w="0" w:type="dxa"/>
+        <w:tblW w:w="10206" w:type="dxa"/>
+        <w:tblInd w:w="-419" w:type="dxa"/>
         <w:tblBorders>
           <w:top w:val="single" w:color="000000" w:sz="6" w:space="0"/>
           <w:left w:val="single" w:color="000000" w:sz="6" w:space="0"/>
@@ -8637,8 +8751,8 @@
         </w:tblCellMar>
       </w:tblPr>
       <w:tblGrid>
-        <w:gridCol w:w="1500"/>
-        <w:gridCol w:w="7526"/>
+        <w:gridCol w:w="1919"/>
+        <w:gridCol w:w="8287"/>
       </w:tblGrid>
       <w:tr>
         <w:tblPrEx>
@@ -8659,7 +8773,7 @@
         </w:tblPrEx>
         <w:tc>
           <w:tcPr>
-            <w:tcW w:w="1500" w:type="dxa"/>
+            <w:tcW w:w="1919" w:type="dxa"/>
             <w:vAlign w:val="center"/>
           </w:tcPr>
           <w:p>
@@ -8677,7 +8791,7 @@
         </w:tc>
         <w:tc>
           <w:tcPr>
-            <w:tcW w:w="7526" w:type="dxa"/>
+            <w:tcW w:w="8287" w:type="dxa"/>
             <w:vMerge w:val="restart"/>
             <w:vAlign w:val="center"/>
           </w:tcPr>
@@ -8712,14 +8826,21 @@
             <w:right w:w="140" w:type="dxa"/>
           </w:tblCellMar>
         </w:tblPrEx>
+        <w:trPr>
+          <w:trHeight w:val="789" w:hRule="atLeast"/>
+        </w:trPr>
         <w:tc>
           <w:tcPr>
-            <w:tcW w:w="1500" w:type="dxa"/>
+            <w:tcW w:w="1919" w:type="dxa"/>
             <w:vAlign w:val="center"/>
           </w:tcPr>
           <w:p>
             <w:pPr>
               <w:jc w:val="center"/>
+              <w:rPr>
+                <w:rFonts w:hint="default"/>
+                <w:lang w:val="en-US"/>
+              </w:rPr>
             </w:pPr>
             <w:r>
               <w:rPr>
@@ -8728,11 +8849,20 @@
               </w:rPr>
               <w:t>Date:</w:t>
             </w:r>
+            <w:r>
+              <w:rPr>
+                <w:rFonts w:hint="default"/>
+                <w:b/>
+                <w:sz w:val="22"/>
+                <w:lang w:val="en-US"/>
+              </w:rPr>
+              <w:t>14/08/2026</w:t>
+            </w:r>
           </w:p>
         </w:tc>
         <w:tc>
           <w:tcPr>
-            <w:tcW w:w="7526" w:type="dxa"/>
+            <w:tcW w:w="8287" w:type="dxa"/>
             <w:vMerge w:val="continue"/>
           </w:tcPr>
           <w:p/>
@@ -9986,7 +10116,177 @@
         <w:keepNext/>
         <w:keepLines/>
         <w:spacing w:before="220" w:after="100"/>
-      </w:pPr>
+        <w:rPr>
+          <w:rFonts w:ascii="Calibri" w:hAnsi="Calibri" w:eastAsia="Calibri" w:cs="Calibri"/>
+          <w:b/>
+          <w:bCs/>
+          <w:sz w:val="23"/>
+          <w:szCs w:val="23"/>
+        </w:rPr>
+      </w:pPr>
+    </w:p>
+    <w:p>
+      <w:pPr>
+        <w:keepNext/>
+        <w:keepLines/>
+        <w:spacing w:before="220" w:after="100"/>
+        <w:rPr>
+          <w:rFonts w:ascii="Calibri" w:hAnsi="Calibri" w:eastAsia="Calibri" w:cs="Calibri"/>
+          <w:b/>
+          <w:bCs/>
+          <w:sz w:val="23"/>
+          <w:szCs w:val="23"/>
+        </w:rPr>
+      </w:pPr>
+    </w:p>
+    <w:p>
+      <w:pPr>
+        <w:keepNext/>
+        <w:keepLines/>
+        <w:spacing w:before="220" w:after="100"/>
+        <w:rPr>
+          <w:rFonts w:ascii="Calibri" w:hAnsi="Calibri" w:eastAsia="Calibri" w:cs="Calibri"/>
+          <w:b/>
+          <w:bCs/>
+          <w:sz w:val="23"/>
+          <w:szCs w:val="23"/>
+        </w:rPr>
+      </w:pPr>
+    </w:p>
+    <w:p>
+      <w:pPr>
+        <w:keepNext/>
+        <w:keepLines/>
+        <w:spacing w:before="220" w:after="100"/>
+        <w:rPr>
+          <w:rFonts w:ascii="Calibri" w:hAnsi="Calibri" w:eastAsia="Calibri" w:cs="Calibri"/>
+          <w:b/>
+          <w:bCs/>
+          <w:sz w:val="23"/>
+          <w:szCs w:val="23"/>
+        </w:rPr>
+      </w:pPr>
+    </w:p>
+    <w:p>
+      <w:pPr>
+        <w:keepNext/>
+        <w:keepLines/>
+        <w:spacing w:before="220" w:after="100"/>
+        <w:rPr>
+          <w:rFonts w:ascii="Calibri" w:hAnsi="Calibri" w:eastAsia="Calibri" w:cs="Calibri"/>
+          <w:b/>
+          <w:bCs/>
+          <w:sz w:val="23"/>
+          <w:szCs w:val="23"/>
+        </w:rPr>
+      </w:pPr>
+    </w:p>
+    <w:p>
+      <w:pPr>
+        <w:keepNext/>
+        <w:keepLines/>
+        <w:spacing w:before="220" w:after="100"/>
+        <w:rPr>
+          <w:rFonts w:ascii="Calibri" w:hAnsi="Calibri" w:eastAsia="Calibri" w:cs="Calibri"/>
+          <w:b/>
+          <w:bCs/>
+          <w:sz w:val="23"/>
+          <w:szCs w:val="23"/>
+        </w:rPr>
+      </w:pPr>
+    </w:p>
+    <w:p>
+      <w:pPr>
+        <w:keepNext/>
+        <w:keepLines/>
+        <w:spacing w:before="220" w:after="100"/>
+        <w:rPr>
+          <w:rFonts w:ascii="Calibri" w:hAnsi="Calibri" w:eastAsia="Calibri" w:cs="Calibri"/>
+          <w:b/>
+          <w:bCs/>
+          <w:sz w:val="23"/>
+          <w:szCs w:val="23"/>
+        </w:rPr>
+      </w:pPr>
+    </w:p>
+    <w:p>
+      <w:pPr>
+        <w:keepNext/>
+        <w:keepLines/>
+        <w:spacing w:before="220" w:after="100"/>
+        <w:rPr>
+          <w:rFonts w:ascii="Calibri" w:hAnsi="Calibri" w:eastAsia="Calibri" w:cs="Calibri"/>
+          <w:b/>
+          <w:bCs/>
+          <w:sz w:val="23"/>
+          <w:szCs w:val="23"/>
+        </w:rPr>
+      </w:pPr>
+    </w:p>
+    <w:p>
+      <w:pPr>
+        <w:keepNext/>
+        <w:keepLines/>
+        <w:spacing w:before="220" w:after="100"/>
+        <w:rPr>
+          <w:rFonts w:ascii="Calibri" w:hAnsi="Calibri" w:eastAsia="Calibri" w:cs="Calibri"/>
+          <w:b/>
+          <w:bCs/>
+          <w:sz w:val="23"/>
+          <w:szCs w:val="23"/>
+        </w:rPr>
+      </w:pPr>
+    </w:p>
+    <w:p>
+      <w:pPr>
+        <w:keepNext/>
+        <w:keepLines/>
+        <w:spacing w:before="220" w:after="100"/>
+        <w:rPr>
+          <w:rFonts w:ascii="Calibri" w:hAnsi="Calibri" w:eastAsia="Calibri" w:cs="Calibri"/>
+          <w:b/>
+          <w:bCs/>
+          <w:sz w:val="23"/>
+          <w:szCs w:val="23"/>
+        </w:rPr>
+      </w:pPr>
+    </w:p>
+    <w:p>
+      <w:pPr>
+        <w:keepNext/>
+        <w:keepLines/>
+        <w:spacing w:before="220" w:after="100"/>
+        <w:rPr>
+          <w:rFonts w:ascii="Calibri" w:hAnsi="Calibri" w:eastAsia="Calibri" w:cs="Calibri"/>
+          <w:b/>
+          <w:bCs/>
+          <w:sz w:val="23"/>
+          <w:szCs w:val="23"/>
+        </w:rPr>
+      </w:pPr>
+    </w:p>
+    <w:p>
+      <w:pPr>
+        <w:keepNext/>
+        <w:keepLines/>
+        <w:spacing w:before="220" w:after="100"/>
+        <w:rPr>
+          <w:rFonts w:ascii="Calibri" w:hAnsi="Calibri" w:eastAsia="Calibri" w:cs="Calibri"/>
+          <w:b/>
+          <w:bCs/>
+          <w:sz w:val="23"/>
+          <w:szCs w:val="23"/>
+        </w:rPr>
+      </w:pPr>
+    </w:p>
+    <w:p>
+      <w:pPr>
+        <w:keepNext/>
+        <w:keepLines/>
+        <w:spacing w:before="220" w:after="100"/>
+      </w:pPr>
+      <w:bookmarkStart w:id="0" w:name="_GoBack"/>
+      <w:bookmarkEnd w:id="0"/>
       <w:r>
         <w:rPr>
           <w:rFonts w:ascii="Calibri" w:hAnsi="Calibri" w:eastAsia="Calibri" w:cs="Calibri"/>
@@ -10020,8 +10320,8 @@
     <w:tbl>
       <w:tblPr>
         <w:tblStyle w:val="9"/>
-        <w:tblW w:w="9026" w:type="dxa"/>
-        <w:tblInd w:w="0" w:type="dxa"/>
+        <w:tblW w:w="9926" w:type="dxa"/>
+        <w:tblInd w:w="-366" w:type="dxa"/>
         <w:tblBorders>
           <w:top w:val="single" w:color="000000" w:sz="6" w:space="0"/>
           <w:left w:val="single" w:color="000000" w:sz="6" w:space="0"/>
@@ -10039,8 +10339,8 @@
         </w:tblCellMar>
       </w:tblPr>
       <w:tblGrid>
-        <w:gridCol w:w="1500"/>
-        <w:gridCol w:w="7526"/>
+        <w:gridCol w:w="1866"/>
+        <w:gridCol w:w="8060"/>
       </w:tblGrid>
       <w:tr>
         <w:tblPrEx>
@@ -10061,7 +10361,7 @@
         </w:tblPrEx>
         <w:tc>
           <w:tcPr>
-            <w:tcW w:w="1500" w:type="dxa"/>
+            <w:tcW w:w="1866" w:type="dxa"/>
             <w:vAlign w:val="center"/>
           </w:tcPr>
           <w:p>
@@ -10079,7 +10379,7 @@
         </w:tc>
         <w:tc>
           <w:tcPr>
-            <w:tcW w:w="7526" w:type="dxa"/>
+            <w:tcW w:w="8060" w:type="dxa"/>
             <w:vMerge w:val="restart"/>
             <w:vAlign w:val="center"/>
           </w:tcPr>
@@ -10114,14 +10414,21 @@
             <w:right w:w="140" w:type="dxa"/>
           </w:tblCellMar>
         </w:tblPrEx>
+        <w:trPr>
+          <w:trHeight w:val="675" w:hRule="atLeast"/>
+        </w:trPr>
         <w:tc>
           <w:tcPr>
-            <w:tcW w:w="1500" w:type="dxa"/>
+            <w:tcW w:w="1866" w:type="dxa"/>
             <w:vAlign w:val="center"/>
           </w:tcPr>
           <w:p>
             <w:pPr>
               <w:jc w:val="center"/>
+              <w:rPr>
+                <w:rFonts w:hint="default"/>
+                <w:lang w:val="en-US"/>
+              </w:rPr>
             </w:pPr>
             <w:r>
               <w:rPr>
@@ -10130,11 +10437,20 @@
               </w:rPr>
               <w:t>Date:</w:t>
             </w:r>
+            <w:r>
+              <w:rPr>
+                <w:rFonts w:hint="default"/>
+                <w:b/>
+                <w:sz w:val="22"/>
+                <w:lang w:val="en-US"/>
+              </w:rPr>
+              <w:t>21/08/2026</w:t>
+            </w:r>
           </w:p>
         </w:tc>
         <w:tc>
           <w:tcPr>
-            <w:tcW w:w="7526" w:type="dxa"/>
+            <w:tcW w:w="8060" w:type="dxa"/>
             <w:vMerge w:val="continue"/>
           </w:tcPr>
           <w:p/>
